--- a/docs/APM_框架对比报告.docx
+++ b/docs/APM_框架对比报告.docx
@@ -20,7 +20,7 @@
           <w:color w:val="52657A"/>
           <w:sz w:val="22"/>
         </w:rPr>
-        <w:t>代码、构建与集成边界 · 2026-07-10</w:t>
+        <w:t>代码、构建与集成边界 · 2026-07-11</w:t>
       </w:r>
     </w:p>
     <w:p/>
@@ -34,7 +34,7 @@
     </w:p>
     <w:p>
       <w:r>
-        <w:t>架构以 apm-core 为编排中心，以 apm-model、apm-storage、apm-uploader 形成数据底座；15 个监控模块负责采集或接收宿主埋点，apm-trace 与 apm-otel-exporter 提供扩展能力，apm-plugin 在构建期完成慢方法插桩。</w:t>
+        <w:t>架构以 apm-core 为编排中心，以 apm-model、apm-storage、apm-uploader 形成数据底座；15 个监控模块负责采集或接收宿主埋点，apm-trace 与 apm-otel-exporter 提供扩展能力，apm-plugin 在构建期完成慢方法插桩，apm-benchmark 提供非发布真机开销入口。</w:t>
       </w:r>
     </w:p>
     <w:p>
@@ -127,6 +127,14 @@
       </w:pPr>
       <w:r>
         <w:t>sample app 是接入示例和冒烟入口，不是生产 collector。</w:t>
+      </w:r>
+    </w:p>
+    <w:p>
+      <w:pPr>
+        <w:pStyle w:val="ListBullet"/>
+      </w:pPr>
+      <w:r>
+        <w:t>apm-benchmark 只生成设备测量入口，不进入 Maven publication。</w:t>
       </w:r>
     </w:p>
     <w:p>
@@ -285,7 +293,7 @@
                 <w:b w:val="0"/>
                 <w:sz w:val="18"/>
               </w:rPr>
-              <w:t>Memory、Crash、ANR、Launch、CPU、FPS、Jank、ExitReason</w:t>
+              <w:t>Memory、Crash、ANR、Launch、FPS、GC、Render、Thread</w:t>
             </w:r>
           </w:p>
         </w:tc>
@@ -335,7 +343,7 @@
                 <w:b w:val="0"/>
                 <w:sz w:val="18"/>
               </w:rPr>
-              <w:t>Network、SQLite、IPC、WebView、Battery、IO</w:t>
+              <w:t>Network、SQLite、IPC、WebView、ThreadPool、Battery、IO</w:t>
             </w:r>
           </w:p>
         </w:tc>
@@ -351,7 +359,7 @@
                 <w:b w:val="0"/>
                 <w:sz w:val="18"/>
               </w:rPr>
-              <w:t>由宿主在真实调用点传入耗时、大小或错误</w:t>
+              <w:t>由宿主在真实调用点安装 wrapper 或传入 executor/耗时/错误</w:t>
             </w:r>
           </w:p>
         </w:tc>
@@ -435,7 +443,7 @@
                 <w:b w:val="0"/>
                 <w:sz w:val="18"/>
               </w:rPr>
-              <w:t>Dispatcher → SQLite outbox → Uploader</w:t>
+              <w:t>eventId → Dispatcher → SQLite claim lease → Uploader</w:t>
             </w:r>
           </w:p>
         </w:tc>
@@ -451,7 +459,7 @@
                 <w:b w:val="0"/>
                 <w:sz w:val="18"/>
               </w:rPr>
-              <w:t>确认成功后删除，语义为至少一次</w:t>
+              <w:t>owner 确认成功后删除，语义为至少一次</w:t>
             </w:r>
           </w:p>
         </w:tc>
@@ -519,7 +527,7 @@
                 <w:b/>
                 <w:sz w:val="18"/>
               </w:rPr>
-              <w:t>未实现的预留项</w:t>
+              <w:t>不支持的全局 Hook</w:t>
             </w:r>
           </w:p>
         </w:tc>
@@ -535,7 +543,7 @@
                 <w:b w:val="0"/>
                 <w:sz w:val="18"/>
               </w:rPr>
-              <w:t>通用 Binder Hook、WebView 自动注册、线程泄漏、overdraw</w:t>
+              <w:t>Binder hidden Hook、WebView 全局接管、通用线程泄漏、GPU overdraw</w:t>
             </w:r>
           </w:p>
         </w:tc>
@@ -551,7 +559,7 @@
                 <w:b w:val="0"/>
                 <w:sz w:val="18"/>
               </w:rPr>
-              <w:t>配置字段存在不代表运行时能力存在</w:t>
+              <w:t>兼容字段已 deprecated/false；不伪装成自动能力</w:t>
             </w:r>
           </w:p>
         </w:tc>
@@ -731,6 +739,15 @@
           <w:rFonts w:ascii="Consolas" w:hAnsi="Consolas"/>
           <w:sz w:val="18"/>
         </w:rPr>
+        <w:t>./gradlew :apm-benchmark:assembleRelease :apm-benchmark:compileReleaseAndroidTestKotlin</w:t>
+      </w:r>
+    </w:p>
+    <w:p>
+      <w:r>
+        <w:rPr>
+          <w:rFonts w:ascii="Consolas" w:hAnsi="Consolas"/>
+          <w:sz w:val="18"/>
+        </w:rPr>
         <w:t>./gradlew lintDebug</w:t>
       </w:r>
     </w:p>
@@ -798,6 +815,14 @@
         <w:pStyle w:val="ListBullet"/>
       </w:pPr>
       <w:r>
+        <w:t>云端、发布和真机设备实验室清单：docs/云端待建设清单.md。</w:t>
+      </w:r>
+    </w:p>
+    <w:p>
+      <w:pPr>
+        <w:pStyle w:val="ListBullet"/>
+      </w:pPr>
+      <w:r>
         <w:t>DOCX、SVG 和 PNG 是派生产物；出现冲突时以源码和 Markdown 为准。</w:t>
       </w:r>
     </w:p>
@@ -831,14 +856,14 @@
         <w:color w:val="6B7785"/>
         <w:sz w:val="16"/>
       </w:rPr>
-      <w:t>Generated 2026-07-10 from the local AndroidAPM repository; volatile status belongs in docs/Android_APM_项目文档.md</w:t>
+      <w:t>Generated 2026-07-11 from the local AndroidAPM repository; volatile status belongs in docs/Android_APM_项目文档.md</w:t>
     </w:r>
     <w:r>
       <w:rPr>
         <w:color w:val="6B7785"/>
         <w:sz w:val="16"/>
       </w:rPr>
-      <w:t>Generated 2026-07-10 from the local AndroidAPM repository; volatile status belongs in docs/Android_APM_项目文档.md</w:t>
+      <w:t>Generated 2026-07-11 from the local AndroidAPM repository; volatile status belongs in docs/Android_APM_项目文档.md</w:t>
     </w:r>
   </w:p>
 </w:ftr>

--- a/docs/APM_框架对比报告.docx
+++ b/docs/APM_框架对比报告.docx
@@ -20,7 +20,7 @@
           <w:color w:val="52657A"/>
           <w:sz w:val="22"/>
         </w:rPr>
-        <w:t>代码、构建与集成边界 · 2026-07-11</w:t>
+        <w:t>代码、构建与集成边界 · 2026-07-16</w:t>
       </w:r>
     </w:p>
     <w:p/>
@@ -856,14 +856,14 @@
         <w:color w:val="6B7785"/>
         <w:sz w:val="16"/>
       </w:rPr>
-      <w:t>Generated 2026-07-11 from the local AndroidAPM repository; volatile status belongs in docs/Android_APM_项目文档.md</w:t>
+      <w:t>Generated 2026-07-16 from the local AndroidAPM repository; volatile status belongs in docs/Android_APM_项目文档.md</w:t>
     </w:r>
     <w:r>
       <w:rPr>
         <w:color w:val="6B7785"/>
         <w:sz w:val="16"/>
       </w:rPr>
-      <w:t>Generated 2026-07-11 from the local AndroidAPM repository; volatile status belongs in docs/Android_APM_项目文档.md</w:t>
+      <w:t>Generated 2026-07-16 from the local AndroidAPM repository; volatile status belongs in docs/Android_APM_项目文档.md</w:t>
     </w:r>
   </w:p>
 </w:ftr>

--- a/docs/APM_框架对比报告.docx
+++ b/docs/APM_框架对比报告.docx
@@ -815,7 +815,7 @@
         <w:pStyle w:val="ListBullet"/>
       </w:pPr>
       <w:r>
-        <w:t>云端、发布和真机设备实验室清单：docs/云端待建设清单.md。</w:t>
+        <w:t>云端、发布和真机设备实验室清单由独立 AndroidAPM-Server 仓库的 docs/云端待建设清单.md 维护。</w:t>
       </w:r>
     </w:p>
     <w:p>

--- a/docs/APM_框架对比报告.docx
+++ b/docs/APM_框架对比报告.docx
@@ -20,7 +20,7 @@
           <w:color w:val="52657A"/>
           <w:sz w:val="22"/>
         </w:rPr>
-        <w:t>代码、构建与集成边界 · 2026-07-16</w:t>
+        <w:t>代码、构建与集成边界 · 2026-07-22</w:t>
       </w:r>
     </w:p>
     <w:p/>
@@ -34,7 +34,7 @@
     </w:p>
     <w:p>
       <w:r>
-        <w:t>架构以 apm-core 为编排中心，以 apm-model、apm-storage、apm-uploader 形成数据底座；15 个监控模块负责采集或接收宿主埋点，apm-trace 与 apm-otel-exporter 提供扩展能力，apm-plugin 在构建期完成慢方法插桩，apm-benchmark 提供非发布真机开销入口。</w:t>
+        <w:t>架构以 apm-core 为编排中心，以 apm-model、apm-storage、apm-uploader 形成数据底座；15 个监控模块负责采集或接收宿主埋点，apm-trace 与 apm-otel-exporter 提供扩展能力，apm-bundle 提供单依赖完整客户端分发，apm-plugin 在构建期完成慢方法插桩，apm-benchmark 提供非发布真机开销入口。</w:t>
       </w:r>
     </w:p>
     <w:p>
@@ -119,6 +119,14 @@
       </w:pPr>
       <w:r>
         <w:t>apm-plugin 与 build-logic 是 included build，不属于根 Gradle 子项目。</w:t>
+      </w:r>
+    </w:p>
+    <w:p>
+      <w:pPr>
+        <w:pStyle w:val="ListBullet"/>
+      </w:pPr>
+      <w:r>
+        <w:t>apm-bundle 只聚合发布依赖，不承载运行时实现，也不自动应用慢方法插件。</w:t>
       </w:r>
     </w:p>
     <w:p>
@@ -856,14 +864,14 @@
         <w:color w:val="6B7785"/>
         <w:sz w:val="16"/>
       </w:rPr>
-      <w:t>Generated 2026-07-16 from the local AndroidAPM repository; volatile status belongs in docs/Android_APM_项目文档.md</w:t>
+      <w:t>Generated 2026-07-22 from the local AndroidAPM repository; volatile status belongs in docs/Android_APM_项目文档.md</w:t>
     </w:r>
     <w:r>
       <w:rPr>
         <w:color w:val="6B7785"/>
         <w:sz w:val="16"/>
       </w:rPr>
-      <w:t>Generated 2026-07-16 from the local AndroidAPM repository; volatile status belongs in docs/Android_APM_项目文档.md</w:t>
+      <w:t>Generated 2026-07-22 from the local AndroidAPM repository; volatile status belongs in docs/Android_APM_项目文档.md</w:t>
     </w:r>
   </w:p>
 </w:ftr>

--- a/docs/APM_框架对比报告.docx
+++ b/docs/APM_框架对比报告.docx
@@ -142,7 +142,7 @@
         <w:pStyle w:val="ListBullet"/>
       </w:pPr>
       <w:r>
-        <w:t>apm-benchmark 只生成设备测量入口，不进入 Maven publication。</w:t>
+        <w:t>apm-benchmark 不进入 Maven publication，并用固定 time/allocation 预算把物理设备测量变成失败门。</w:t>
       </w:r>
     </w:p>
     <w:p>
@@ -756,6 +756,15 @@
           <w:rFonts w:ascii="Consolas" w:hAnsi="Consolas"/>
           <w:sz w:val="18"/>
         </w:rPr>
+        <w:t>./gradlew :apm-benchmark:verifyReleasePerformanceBudgets</w:t>
+      </w:r>
+    </w:p>
+    <w:p>
+      <w:r>
+        <w:rPr>
+          <w:rFonts w:ascii="Consolas" w:hAnsi="Consolas"/>
+          <w:sz w:val="18"/>
+        </w:rPr>
         <w:t>./gradlew lintDebug</w:t>
       </w:r>
     </w:p>

--- a/docs/APM_框架对比报告.docx
+++ b/docs/APM_框架对比报告.docx
@@ -848,7 +848,7 @@
         <w:pStyle w:val="ListBullet"/>
       </w:pPr>
       <w:r>
-        <w:t>记录.zip 与 绘制.jpeg 仅作为历史原始资料保留，不作为当前事实来源。</w:t>
+        <w:t>历史原始附件已移除，不再作为文档交付或当前事实来源。</w:t>
       </w:r>
     </w:p>
     <w:sectPr>

--- a/docs/APM_框架对比报告.docx
+++ b/docs/APM_框架对比报告.docx
@@ -268,6 +268,56 @@
                 <w:sz w:val="18"/>
               </w:rPr>
               <w:t>真实边界</w:t>
+            </w:r>
+          </w:p>
+        </w:tc>
+      </w:tr>
+      <w:tr>
+        <w:tc>
+          <w:tcPr>
+            <w:tcW w:type="dxa" w:w="3360"/>
+          </w:tcPr>
+          <w:p>
+            <w:r/>
+            <w:r>
+              <w:rPr>
+                <w:rFonts w:ascii="Arial" w:hAnsi="Arial" w:eastAsia="Microsoft YaHei"/>
+                <w:b/>
+                <w:sz w:val="18"/>
+              </w:rPr>
+              <w:t>生产安全入口</w:t>
+            </w:r>
+          </w:p>
+        </w:tc>
+        <w:tc>
+          <w:tcPr>
+            <w:tcW w:type="dxa" w:w="3360"/>
+          </w:tcPr>
+          <w:p>
+            <w:r/>
+            <w:r>
+              <w:rPr>
+                <w:rFonts w:ascii="Arial" w:hAnsi="Arial" w:eastAsia="Microsoft YaHei"/>
+                <w:b w:val="0"/>
+                <w:sz w:val="18"/>
+              </w:rPr>
+              <w:t>Strict profile、显式 consent、撤回清理</w:t>
+            </w:r>
+          </w:p>
+        </w:tc>
+        <w:tc>
+          <w:tcPr>
+            <w:tcW w:type="dxa" w:w="3360"/>
+          </w:tcPr>
+          <w:p>
+            <w:r/>
+            <w:r>
+              <w:rPr>
+                <w:rFonts w:ascii="Arial" w:hAnsi="Arial" w:eastAsia="Microsoft YaHei"/>
+                <w:b w:val="0"/>
+                <w:sz w:val="18"/>
+              </w:rPr>
+              <w:t>初始化前 fail closed；停止 delivery 后清理 queue/outbox/IPC</w:t>
             </w:r>
           </w:p>
         </w:tc>

--- a/docs/APM_框架对比报告.docx
+++ b/docs/APM_框架对比报告.docx
@@ -318,6 +318,56 @@
                 <w:sz w:val="18"/>
               </w:rPr>
               <w:t>初始化前 fail closed；停止 delivery 后清理 queue/outbox/IPC</w:t>
+            </w:r>
+          </w:p>
+        </w:tc>
+      </w:tr>
+      <w:tr>
+        <w:tc>
+          <w:tcPr>
+            <w:tcW w:type="dxa" w:w="3360"/>
+          </w:tcPr>
+          <w:p>
+            <w:r/>
+            <w:r>
+              <w:rPr>
+                <w:rFonts w:ascii="Arial" w:hAnsi="Arial" w:eastAsia="Microsoft YaHei"/>
+                <w:b/>
+                <w:sz w:val="18"/>
+              </w:rPr>
+              <w:t>Collector Wire V2</w:t>
+            </w:r>
+          </w:p>
+        </w:tc>
+        <w:tc>
+          <w:tcPr>
+            <w:tcW w:type="dxa" w:w="3360"/>
+          </w:tcPr>
+          <w:p>
+            <w:r/>
+            <w:r>
+              <w:rPr>
+                <w:rFonts w:ascii="Arial" w:hAnsi="Arial" w:eastAsia="Microsoft YaHei"/>
+                <w:b w:val="0"/>
+                <w:sz w:val="18"/>
+              </w:rPr>
+              <w:t>Typed fields、standard resource、batch ID、size、exact ACK</w:t>
+            </w:r>
+          </w:p>
+        </w:tc>
+        <w:tc>
+          <w:tcPr>
+            <w:tcW w:type="dxa" w:w="3360"/>
+          </w:tcPr>
+          <w:p>
+            <w:r/>
+            <w:r>
+              <w:rPr>
+                <w:rFonts w:ascii="Arial" w:hAnsi="Arial" w:eastAsia="Microsoft YaHei"/>
+                <w:b w:val="0"/>
+                <w:sz w:val="18"/>
+              </w:rPr>
+              <w:t>Legacy wire 不变；V2 独立 schema 与 endpoint</w:t>
             </w:r>
           </w:p>
         </w:tc>

--- a/docs/APM_框架对比报告.docx
+++ b/docs/APM_框架对比报告.docx
@@ -368,6 +368,56 @@
                 <w:sz w:val="18"/>
               </w:rPr>
               <w:t>Legacy wire 不变；V2 独立 schema 与 endpoint</w:t>
+            </w:r>
+          </w:p>
+        </w:tc>
+      </w:tr>
+      <w:tr>
+        <w:tc>
+          <w:tcPr>
+            <w:tcW w:type="dxa" w:w="3360"/>
+          </w:tcPr>
+          <w:p>
+            <w:r/>
+            <w:r>
+              <w:rPr>
+                <w:rFonts w:ascii="Arial" w:hAnsi="Arial" w:eastAsia="Microsoft YaHei"/>
+                <w:b/>
+                <w:sz w:val="18"/>
+              </w:rPr>
+              <w:t>关键事件与损失证据</w:t>
+            </w:r>
+          </w:p>
+        </w:tc>
+        <w:tc>
+          <w:tcPr>
+            <w:tcW w:type="dxa" w:w="3360"/>
+          </w:tcPr>
+          <w:p>
+            <w:r/>
+            <w:r>
+              <w:rPr>
+                <w:rFonts w:ascii="Arial" w:hAnsi="Arial" w:eastAsia="Microsoft YaHei"/>
+                <w:b w:val="0"/>
+                <w:sz w:val="18"/>
+              </w:rPr>
+              <w:t>Crash/ANR sync hand-off、drop reason/priority</w:t>
+            </w:r>
+          </w:p>
+        </w:tc>
+        <w:tc>
+          <w:tcPr>
+            <w:tcW w:type="dxa" w:w="3360"/>
+          </w:tcPr>
+          <w:p>
+            <w:r/>
+            <w:r>
+              <w:rPr>
+                <w:rFonts w:ascii="Arial" w:hAnsi="Arial" w:eastAsia="Microsoft YaHei"/>
+                <w:b w:val="0"/>
+                <w:sz w:val="18"/>
+              </w:rPr>
+              <w:t>绕过共享队列且不做网络；未知 priority 显式 unattributed</w:t>
             </w:r>
           </w:p>
         </w:tc>

--- a/docs/APM_框架对比报告.docx
+++ b/docs/APM_框架对比报告.docx
@@ -468,6 +468,56 @@
                 <w:sz w:val="18"/>
               </w:rPr>
               <w:t>SDK 初始化后可运行；仍受权限、API 和设备限制</w:t>
+            </w:r>
+          </w:p>
+        </w:tc>
+      </w:tr>
+      <w:tr>
+        <w:tc>
+          <w:tcPr>
+            <w:tcW w:type="dxa" w:w="3360"/>
+          </w:tcPr>
+          <w:p>
+            <w:r/>
+            <w:r>
+              <w:rPr>
+                <w:rFonts w:ascii="Arial" w:hAnsi="Arial" w:eastAsia="Microsoft YaHei"/>
+                <w:b/>
+                <w:sz w:val="18"/>
+              </w:rPr>
+              <w:t>时间与快照语义</w:t>
+            </w:r>
+          </w:p>
+        </w:tc>
+        <w:tc>
+          <w:tcPr>
+            <w:tcW w:type="dxa" w:w="3360"/>
+          </w:tcPr>
+          <w:p>
+            <w:r/>
+            <w:r>
+              <w:rPr>
+                <w:rFonts w:ascii="Arial" w:hAnsi="Arial" w:eastAsia="Microsoft YaHei"/>
+                <w:b w:val="0"/>
+                <w:sz w:val="18"/>
+              </w:rPr>
+              <w:t>epoch collector 时间 + 单调 duration/window；异步事件 map 冻结</w:t>
+            </w:r>
+          </w:p>
+        </w:tc>
+        <w:tc>
+          <w:tcPr>
+            <w:tcW w:type="dxa" w:w="3360"/>
+          </w:tcPr>
+          <w:p>
+            <w:r/>
+            <w:r>
+              <w:rPr>
+                <w:rFonts w:ascii="Arial" w:hAnsi="Arial" w:eastAsia="Microsoft YaHei"/>
+                <w:b w:val="0"/>
+                <w:sz w:val="18"/>
+              </w:rPr>
+              <w:t>避免系统时间跳变和宿主后续修改污染已发生事件</w:t>
             </w:r>
           </w:p>
         </w:tc>

--- a/docs/APM_框架对比报告.docx
+++ b/docs/APM_框架对比报告.docx
@@ -518,6 +518,56 @@
                 <w:sz w:val="18"/>
               </w:rPr>
               <w:t>避免系统时间跳变和宿主后续修改污染已发生事件</w:t>
+            </w:r>
+          </w:p>
+        </w:tc>
+      </w:tr>
+      <w:tr>
+        <w:tc>
+          <w:tcPr>
+            <w:tcW w:type="dxa" w:w="3360"/>
+          </w:tcPr>
+          <w:p>
+            <w:r/>
+            <w:r>
+              <w:rPr>
+                <w:rFonts w:ascii="Arial" w:hAnsi="Arial" w:eastAsia="Microsoft YaHei"/>
+                <w:b/>
+                <w:sz w:val="18"/>
+              </w:rPr>
+              <w:t>跨层字节预算</w:t>
+            </w:r>
+          </w:p>
+        </w:tc>
+        <w:tc>
+          <w:tcPr>
+            <w:tcW w:type="dxa" w:w="3360"/>
+          </w:tcPr>
+          <w:p>
+            <w:r/>
+            <w:r>
+              <w:rPr>
+                <w:rFonts w:ascii="Arial" w:hAnsi="Arial" w:eastAsia="Microsoft YaHei"/>
+                <w:b w:val="0"/>
+                <w:sz w:val="18"/>
+              </w:rPr>
+              <w:t>Dispatcher 8 MiB；IPC 4 MiB/256 KiB/1 MiB/16 MiB；SQLite 256 KiB/64 MiB</w:t>
+            </w:r>
+          </w:p>
+        </w:tc>
+        <w:tc>
+          <w:tcPr>
+            <w:tcW w:type="dxa" w:w="3360"/>
+          </w:tcPr>
+          <w:p>
+            <w:r/>
+            <w:r>
+              <w:rPr>
+                <w:rFonts w:ascii="Arial" w:hAnsi="Arial" w:eastAsia="Microsoft YaHei"/>
+                <w:b w:val="0"/>
+                <w:sz w:val="18"/>
+              </w:rPr>
+              <w:t>各层按 retained estimate、encoded/file bytes、durable payload 的真实资源维度独立限界</w:t>
             </w:r>
           </w:p>
         </w:tc>

--- a/docs/APM_框架对比报告.docx
+++ b/docs/APM_框架对比报告.docx
@@ -142,7 +142,7 @@
         <w:pStyle w:val="ListBullet"/>
       </w:pPr>
       <w:r>
-        <w:t>apm-benchmark 不进入 Maven publication，并用固定 time/allocation 预算把物理设备测量变成失败门。</w:t>
+        <w:t>apm-benchmark 不进入 Maven publication；microbenchmark 固定 time/allocation，device-soak 固定 A/B/资源/时长/重启证据。</w:t>
       </w:r>
     </w:p>
     <w:p>
@@ -568,6 +568,56 @@
                 <w:sz w:val="18"/>
               </w:rPr>
               <w:t>各层按 retained estimate、encoded/file bytes、durable payload 的真实资源维度独立限界</w:t>
+            </w:r>
+          </w:p>
+        </w:tc>
+      </w:tr>
+      <w:tr>
+        <w:tc>
+          <w:tcPr>
+            <w:tcW w:type="dxa" w:w="3360"/>
+          </w:tcPr>
+          <w:p>
+            <w:r/>
+            <w:r>
+              <w:rPr>
+                <w:rFonts w:ascii="Arial" w:hAnsi="Arial" w:eastAsia="Microsoft YaHei"/>
+                <w:b/>
+                <w:sz w:val="18"/>
+              </w:rPr>
+              <w:t>真机开销门</w:t>
+            </w:r>
+          </w:p>
+        </w:tc>
+        <w:tc>
+          <w:tcPr>
+            <w:tcW w:type="dxa" w:w="3360"/>
+          </w:tcPr>
+          <w:p>
+            <w:r/>
+            <w:r>
+              <w:rPr>
+                <w:rFonts w:ascii="Arial" w:hAnsi="Arial" w:eastAsia="Microsoft YaHei"/>
+                <w:b w:val="0"/>
+                <w:sz w:val="18"/>
+              </w:rPr>
+              <w:t>A/B 启动、主线程、CPU、PSS、功耗、磁盘、热、离线重启</w:t>
+            </w:r>
+          </w:p>
+        </w:tc>
+        <w:tc>
+          <w:tcPr>
+            <w:tcW w:type="dxa" w:w="3360"/>
+          </w:tcPr>
+          <w:p>
+            <w:r/>
+            <w:r>
+              <w:rPr>
+                <w:rFonts w:ascii="Arial" w:hAnsi="Arial" w:eastAsia="Microsoft YaHei"/>
+                <w:b w:val="0"/>
+                <w:sz w:val="18"/>
+              </w:rPr>
+              <w:t>smoke/24h/72h 缺时长、重启、功耗或物理机证据即失败</w:t>
             </w:r>
           </w:p>
         </w:tc>
@@ -1015,6 +1065,24 @@
           <w:rFonts w:ascii="Consolas" w:hAnsi="Consolas"/>
           <w:sz w:val="18"/>
         </w:rPr>
+        <w:t>python -m unittest discover -s apm-benchmark/tests -p test_*.py</w:t>
+      </w:r>
+    </w:p>
+    <w:p>
+      <w:r>
+        <w:rPr>
+          <w:rFonts w:ascii="Consolas" w:hAnsi="Consolas"/>
+          <w:sz w:val="18"/>
+        </w:rPr>
+        <w:t>./gradlew :apm-benchmark:verifyDeviceSoakFromResults -PapmDeviceSoakResults=&lt;json&gt; -PapmDeviceSoakProfile=&lt;profile&gt;</w:t>
+      </w:r>
+    </w:p>
+    <w:p>
+      <w:r>
+        <w:rPr>
+          <w:rFonts w:ascii="Consolas" w:hAnsi="Consolas"/>
+          <w:sz w:val="18"/>
+        </w:rPr>
         <w:t>./gradlew lintDebug</w:t>
       </w:r>
     </w:p>

--- a/docs/APM_框架对比报告.docx
+++ b/docs/APM_框架对比报告.docx
@@ -20,7 +20,7 @@
           <w:color w:val="52657A"/>
           <w:sz w:val="22"/>
         </w:rPr>
-        <w:t>代码、构建与集成边界 · 2026-07-22</w:t>
+        <w:t>代码、构建与集成边界 · 2026-07-23</w:t>
       </w:r>
     </w:p>
     <w:p/>
@@ -617,7 +617,7 @@
                 <w:b w:val="0"/>
                 <w:sz w:val="18"/>
               </w:rPr>
-              <w:t>smoke/24h/72h 缺时长、重启、功耗或物理机证据即失败</w:t>
+              <w:t>三项 microbenchmark 通过；两轮 smoke CPU 超过 20%，24h/72h 未执行</w:t>
             </w:r>
           </w:p>
         </w:tc>
@@ -1191,14 +1191,14 @@
         <w:color w:val="6B7785"/>
         <w:sz w:val="16"/>
       </w:rPr>
-      <w:t>Generated 2026-07-22 from the local AndroidAPM repository; volatile status belongs in docs/Android_APM_项目文档.md</w:t>
+      <w:t>Generated 2026-07-23 from the local AndroidAPM repository; volatile status belongs in docs/Android_APM_项目文档.md</w:t>
     </w:r>
     <w:r>
       <w:rPr>
         <w:color w:val="6B7785"/>
         <w:sz w:val="16"/>
       </w:rPr>
-      <w:t>Generated 2026-07-22 from the local AndroidAPM repository; volatile status belongs in docs/Android_APM_项目文档.md</w:t>
+      <w:t>Generated 2026-07-23 from the local AndroidAPM repository; volatile status belongs in docs/Android_APM_项目文档.md</w:t>
     </w:r>
   </w:p>
 </w:ftr>

--- a/docs/APM_框架对比报告.docx
+++ b/docs/APM_框架对比报告.docx
@@ -617,7 +617,7 @@
                 <w:b w:val="0"/>
                 <w:sz w:val="18"/>
               </w:rPr>
-              <w:t>三项 microbenchmark 通过；两轮 smoke CPU 超过 20%，24h/72h 未执行</w:t>
+              <w:t>三项 microbenchmark 通过；FPS observer 修复后两轮原预算 smoke 以 12.928% / 12.362% CPU 通过；24h/72h 未执行</w:t>
             </w:r>
           </w:p>
         </w:tc>

--- a/docs/APM_框架对比报告.docx
+++ b/docs/APM_框架对比报告.docx
@@ -142,7 +142,7 @@
         <w:pStyle w:val="ListBullet"/>
       </w:pPr>
       <w:r>
-        <w:t>apm-benchmark 不进入 Maven publication；microbenchmark 固定 time/allocation，device-soak 固定 A/B/资源/时长/重启证据。</w:t>
+        <w:t>apm-benchmark 不进入 Maven publication；microbenchmark 固定 time/allocation，device-soak 固定 A/B/资源/时长/重启证据，并区分 enabled 绝对 CPU 门禁与 control/delta 归因。</w:t>
       </w:r>
     </w:p>
     <w:p>
@@ -617,7 +617,7 @@
                 <w:b w:val="0"/>
                 <w:sz w:val="18"/>
               </w:rPr>
-              <w:t>三项 microbenchmark 通过；FPS observer 修复后两轮原预算 smoke 以 12.928% / 12.362% CPU 通过；24h/72h 未执行</w:t>
+              <w:t>三项 microbenchmark 通过；FPS observer 修复后两轮原绝对预算 smoke 以 12.928% / 12.362% CPU 通过；schema v2 新增 control/enabled/delta CPU 归因且不放宽门禁；24h/72h 未执行</w:t>
             </w:r>
           </w:p>
         </w:tc>

--- a/docs/APM_框架对比报告.docx
+++ b/docs/APM_框架对比报告.docx
@@ -110,7 +110,7 @@
         <w:pStyle w:val="ListBullet"/>
       </w:pPr>
       <w:r>
-        <w:t>apm-uploader 不反向依赖 apm-core；因此保留模块内执行器和注入式 UploaderLogger。</w:t>
+        <w:t>apm-uploader 不反向依赖 apm-core；因此保留模块内执行器和注入式 UploaderLogger，其 worker/scheduler 由本地命名工厂显式设置 daemon 与 MIN_PRIORITY。</w:t>
       </w:r>
     </w:p>
     <w:p>

--- a/docs/APM_框架对比报告.docx
+++ b/docs/APM_框架对比报告.docx
@@ -135,6 +135,14 @@
       </w:pPr>
       <w:r>
         <w:t>sample app 是接入示例和冒烟入口，不是生产 collector。</w:t>
+      </w:r>
+    </w:p>
+    <w:p>
+      <w:pPr>
+        <w:pStyle w:val="ListBullet"/>
+      </w:pPr>
+      <w:r>
+        <w:t>单 dispatcher worker 保留顺序语义；sdk_health 的六阶段 count/平均/P95 上界/最大延迟字段用于先归因再决定是否分区或并行。</w:t>
       </w:r>
     </w:p>
     <w:p>

--- a/docs/APM_框架对比报告.docx
+++ b/docs/APM_框架对比报告.docx
@@ -150,7 +150,7 @@
         <w:pStyle w:val="ListBullet"/>
       </w:pPr>
       <w:r>
-        <w:t>apm-benchmark 不进入 Maven publication；microbenchmark 固定 time/allocation，device-soak 固定 A/B/资源/时长/重启证据，并区分 enabled 绝对 CPU 门禁与 control/delta 归因。</w:t>
+        <w:t>apm-benchmark 不进入 Maven publication；microbenchmark 固定 time/allocation，device-soak 固定 A/B/资源/时长/重启证据，并区分 enabled 绝对 CPU 门禁与 control/delta 归因；OEM 禁止 pm clear 时只对所选 sample APK 卸载重装并记录 provenance。</w:t>
       </w:r>
     </w:p>
     <w:p>
@@ -625,7 +625,7 @@
                 <w:b w:val="0"/>
                 <w:sz w:val="18"/>
               </w:rPr>
-              <w:t>三项 microbenchmark 通过；FPS observer 修复后两轮原绝对预算 smoke 以 12.928% / 12.362% CPU 通过；schema v2 新增 control/enabled/delta CPU 归因且不放宽门禁；24h/72h 未执行</w:t>
+              <w:t>三项 microbenchmark 通过；Redmi 修复后两轮原预算 smoke 通过；OnePlus Android 16 以限定包重装回退通过并产出 29.062 mAh/hour UID 功耗；24h/72h 未执行</w:t>
             </w:r>
           </w:p>
         </w:tc>

--- a/docs/APM_框架对比报告.docx
+++ b/docs/APM_框架对比报告.docx
@@ -151,6 +151,14 @@
       </w:pPr>
       <w:r>
         <w:t>apm-benchmark 不进入 Maven publication；microbenchmark 固定 time/allocation，device-soak 固定 A/B/资源/时长/重启证据，并区分 enabled 绝对 CPU 门禁与 control/delta 归因；OEM 禁止 pm clear 时只对所选 sample APK 卸载重装并记录 provenance。</w:t>
+      </w:r>
+    </w:p>
+    <w:p>
+      <w:pPr>
+        <w:pStyle w:val="ListBullet"/>
+      </w:pPr>
+      <w:r>
+        <w:t>device-soak 仅对只读证据命令做三类 ADB transport 瞬断的有界重试；安装、卸载、清理和 Activity 命令不自动重放，工件保留 retry count。</w:t>
       </w:r>
     </w:p>
     <w:p>

--- a/docs/APM_框架对比报告.docx
+++ b/docs/APM_框架对比报告.docx
@@ -158,7 +158,7 @@
         <w:pStyle w:val="ListBullet"/>
       </w:pPr>
       <w:r>
-        <w:t>device-soak 仅对只读证据命令做三类 ADB transport 瞬断的有界重试；安装、卸载、清理和 Activity 命令不自动重放，工件保留 retry count。</w:t>
+        <w:t>device-soak 仅对只读证据命令做三类 ADB transport 瞬断的有界重试；smoke/long 默认窗口为 30/300 秒、绝对上限 600 秒，副作用命令不自动重放，工件保留 window/retry count。</w:t>
       </w:r>
     </w:p>
     <w:p>
@@ -633,7 +633,7 @@
                 <w:b w:val="0"/>
                 <w:sz w:val="18"/>
               </w:rPr>
-              <w:t>三项 microbenchmark 通过；Redmi 修复后两轮原预算 smoke 通过；OnePlus Android 16 以限定包重装回退通过并产出 29.062 mAh/hour UID 功耗；24h/72h 未执行</w:t>
+              <w:t>三项 microbenchmark 通过；Redmi 当前代码 smoke 以 11.319% CPU 通过但无 UID power；OnePlus Android 16 预检产出 UID 功耗，首次 24h 因持续断连失败；24h/72h 未完成</w:t>
             </w:r>
           </w:p>
         </w:tc>

--- a/docs/APM_框架对比报告.docx
+++ b/docs/APM_框架对比报告.docx
@@ -20,7 +20,7 @@
           <w:color w:val="52657A"/>
           <w:sz w:val="22"/>
         </w:rPr>
-        <w:t>代码、构建与集成边界 · 2026-07-23</w:t>
+        <w:t>代码、构建与集成边界 · 2026-07-24</w:t>
       </w:r>
     </w:p>
     <w:p/>
@@ -159,6 +159,14 @@
       </w:pPr>
       <w:r>
         <w:t>device-soak 仅对只读证据命令做三类 ADB transport 瞬断的有界重试；smoke/long 默认窗口为 30/300 秒、绝对上限 600 秒，副作用命令不自动重放，工件保留 window/retry count。</w:t>
+      </w:r>
+    </w:p>
+    <w:p>
+      <w:pPr>
+        <w:pStyle w:val="ListBullet"/>
+      </w:pPr>
+      <w:r>
+        <w:t>device-soak UID 功耗可从精确 current-checkin pwi 回退采集，但累计值必须严格增长；当前 Redmi 五分钟诊断仍为零，只能等待长跑实际增长或外部仪器，不能把零值写成通过。</w:t>
       </w:r>
     </w:p>
     <w:p>
@@ -633,7 +641,7 @@
                 <w:b w:val="0"/>
                 <w:sz w:val="18"/>
               </w:rPr>
-              <w:t>三项 microbenchmark 通过；Redmi 当前代码 smoke 以 11.319% CPU 通过但无 UID power；OnePlus Android 16 预检产出 UID 功耗，首次 24h 因持续断连失败；24h/72h 未完成</w:t>
+              <w:t>三项 microbenchmark 与 Redmi 原预算 smoke 通过；UID 功耗支持精确 checkin fallback 且要求累计值严格增长；24h/72h 未完成</w:t>
             </w:r>
           </w:p>
         </w:tc>
@@ -1207,14 +1215,14 @@
         <w:color w:val="6B7785"/>
         <w:sz w:val="16"/>
       </w:rPr>
-      <w:t>Generated 2026-07-23 from the local AndroidAPM repository; volatile status belongs in docs/Android_APM_项目文档.md</w:t>
+      <w:t>Generated 2026-07-24 from the local AndroidAPM repository; volatile status belongs in docs/Android_APM_项目文档.md</w:t>
     </w:r>
     <w:r>
       <w:rPr>
         <w:color w:val="6B7785"/>
         <w:sz w:val="16"/>
       </w:rPr>
-      <w:t>Generated 2026-07-23 from the local AndroidAPM repository; volatile status belongs in docs/Android_APM_项目文档.md</w:t>
+      <w:t>Generated 2026-07-24 from the local AndroidAPM repository; volatile status belongs in docs/Android_APM_项目文档.md</w:t>
     </w:r>
   </w:p>
 </w:ftr>

--- a/docs/APM_框架对比报告.docx
+++ b/docs/APM_框架对比报告.docx
@@ -20,7 +20,7 @@
           <w:color w:val="52657A"/>
           <w:sz w:val="22"/>
         </w:rPr>
-        <w:t>代码、构建与集成边界 · 2026-07-24</w:t>
+        <w:t>代码、构建与集成边界 · 2026-07-25</w:t>
       </w:r>
     </w:p>
     <w:p/>
@@ -166,7 +166,7 @@
         <w:pStyle w:val="ListBullet"/>
       </w:pPr>
       <w:r>
-        <w:t>device-soak UID 功耗可从精确 current-checkin pwi 回退采集，但累计值必须严格增长；当前 Redmi 五分钟诊断仍为零，只能等待长跑实际增长或外部仪器，不能把零值写成通过。</w:t>
+        <w:t>device-soak UID 功耗可从精确 current-checkin pwi 回退采集，但累计值必须严格增长；当前 Redmi 五分钟诊断仍为零，不能把零值写成通过；2026-07-25 的 24h 重试主动取消且无 JSON，长 profile 保留到预生产受控设备实验室执行。</w:t>
       </w:r>
     </w:p>
     <w:p>
@@ -641,7 +641,7 @@
                 <w:b w:val="0"/>
                 <w:sz w:val="18"/>
               </w:rPr>
-              <w:t>三项 microbenchmark 与 Redmi 原预算 smoke 通过；UID 功耗支持精确 checkin fallback 且要求累计值严格增长；24h/72h 未完成</w:t>
+              <w:t>三项 microbenchmark 与 Redmi 原预算 smoke 通过；24h/72h 门禁保留，延期到预生产受控设备实验室</w:t>
             </w:r>
           </w:p>
         </w:tc>
@@ -1015,15 +1015,9 @@
       </w:r>
     </w:p>
     <w:p>
-      <w:pPr>
-        <w:sectPr>
-          <w:footerReference w:type="default" r:id="rId13"/>
-          <w:pgSz w:w="12240" w:h="15840"/>
-          <w:pgMar w:top="936" w:right="1080" w:bottom="936" w:left="1080" w:header="720" w:footer="720" w:gutter="0"/>
-          <w:cols w:space="720"/>
-          <w:docGrid w:linePitch="360"/>
-        </w:sectPr>
-      </w:pPr>
+      <w:r>
+        <w:br w:type="page"/>
+      </w:r>
     </w:p>
     <w:p>
       <w:pPr>
@@ -1194,6 +1188,7 @@
       </w:r>
     </w:p>
     <w:sectPr>
+      <w:footerReference w:type="default" r:id="rId13"/>
       <w:pgSz w:w="12240" w:h="15840"/>
       <w:pgMar w:top="936" w:right="1080" w:bottom="936" w:left="1080" w:header="720" w:footer="720" w:gutter="0"/>
       <w:cols w:space="720"/>
@@ -1215,14 +1210,7 @@
         <w:color w:val="6B7785"/>
         <w:sz w:val="16"/>
       </w:rPr>
-      <w:t>Generated 2026-07-24 from the local AndroidAPM repository; volatile status belongs in docs/Android_APM_项目文档.md</w:t>
-    </w:r>
-    <w:r>
-      <w:rPr>
-        <w:color w:val="6B7785"/>
-        <w:sz w:val="16"/>
-      </w:rPr>
-      <w:t>Generated 2026-07-24 from the local AndroidAPM repository; volatile status belongs in docs/Android_APM_项目文档.md</w:t>
+      <w:t>Generated 2026-07-25 from the local AndroidAPM repository; volatile status belongs in docs/Android_APM_项目文档.md</w:t>
     </w:r>
   </w:p>
 </w:ftr>

--- a/docs/APM_框架对比报告.docx
+++ b/docs/APM_框架对比报告.docx
@@ -20,7 +20,7 @@
           <w:color w:val="52657A"/>
           <w:sz w:val="22"/>
         </w:rPr>
-        <w:t>代码、构建与集成边界 · 2026-07-25</w:t>
+        <w:t>代码、构建与集成边界 · 2026-07-31</w:t>
       </w:r>
     </w:p>
     <w:p/>
@@ -1210,7 +1210,7 @@
         <w:color w:val="6B7785"/>
         <w:sz w:val="16"/>
       </w:rPr>
-      <w:t>Generated 2026-07-25 from the local AndroidAPM repository; volatile status belongs in docs/Android_APM_项目文档.md</w:t>
+      <w:t>Generated 2026-07-31 from the local AndroidAPM repository; volatile status belongs in docs/Android_APM_项目文档.md</w:t>
     </w:r>
   </w:p>
 </w:ftr>

--- a/docs/APM_框架对比报告.docx
+++ b/docs/APM_框架对比报告.docx
@@ -1038,6 +1038,42 @@
           <w:rFonts w:ascii="Consolas" w:hAnsi="Consolas"/>
           <w:sz w:val="18"/>
         </w:rPr>
+        <w:t>python tools/verify_ci.py</w:t>
+      </w:r>
+    </w:p>
+    <w:p>
+      <w:r>
+        <w:rPr>
+          <w:rFonts w:ascii="Consolas" w:hAnsi="Consolas"/>
+          <w:sz w:val="18"/>
+        </w:rPr>
+        <w:t>./gradlew apiCheck</w:t>
+      </w:r>
+    </w:p>
+    <w:p>
+      <w:r>
+        <w:rPr>
+          <w:rFonts w:ascii="Consolas" w:hAnsi="Consolas"/>
+          <w:sz w:val="18"/>
+        </w:rPr>
+        <w:t>./gradlew -p apm-plugin apiCheck</w:t>
+      </w:r>
+    </w:p>
+    <w:p>
+      <w:r>
+        <w:rPr>
+          <w:rFonts w:ascii="Consolas" w:hAnsi="Consolas"/>
+          <w:sz w:val="18"/>
+        </w:rPr>
+        <w:t>python tools/verify_api_baselines.py</w:t>
+      </w:r>
+    </w:p>
+    <w:p>
+      <w:r>
+        <w:rPr>
+          <w:rFonts w:ascii="Consolas" w:hAnsi="Consolas"/>
+          <w:sz w:val="18"/>
+        </w:rPr>
         <w:t>./gradlew assembleDebug</w:t>
       </w:r>
     </w:p>
@@ -1161,6 +1197,14 @@
       </w:pPr>
       <w:r>
         <w:t>架构细节：docs/architecture/00_整体架构.md 与对应模块文档。</w:t>
+      </w:r>
+    </w:p>
+    <w:p>
+      <w:pPr>
+        <w:pStyle w:val="ListBullet"/>
+      </w:pPr>
+      <w:r>
+        <w:t>版本与公开面规则：docs/API_COMPATIBILITY.md；CI 只检查已提交 ABI，不自动覆盖基线。</w:t>
       </w:r>
     </w:p>
     <w:p>

--- a/docs/APM_框架对比报告.docx
+++ b/docs/APM_框架对比报告.docx
@@ -1047,6 +1047,15 @@
           <w:rFonts w:ascii="Consolas" w:hAnsi="Consolas"/>
           <w:sz w:val="18"/>
         </w:rPr>
+        <w:t>python tools/verify_collector_e2e.py --server-repo &lt;AndroidAPM-Server checkout&gt;</w:t>
+      </w:r>
+    </w:p>
+    <w:p>
+      <w:r>
+        <w:rPr>
+          <w:rFonts w:ascii="Consolas" w:hAnsi="Consolas"/>
+          <w:sz w:val="18"/>
+        </w:rPr>
         <w:t>./gradlew apiCheck</w:t>
       </w:r>
     </w:p>

--- a/docs/APM_框架对比报告.docx
+++ b/docs/APM_框架对比报告.docx
@@ -143,6 +143,14 @@
       </w:pPr>
       <w:r>
         <w:t>单 dispatcher worker 保留顺序语义；sdk_health 的六阶段 count/平均/P95 上界/最大延迟字段用于先归因再决定是否分区或并行。</w:t>
+      </w:r>
+    </w:p>
+    <w:p>
+      <w:pPr>
+        <w:pStyle w:val="ListBullet"/>
+      </w:pPr>
+      <w:r>
+        <w:t>显式宿主接入状态由 7 个固定枚举槽记录 module/registration/observation/time；不保留 URL、SQL、路径、WebView 或 executor，init/stop 定义证据会话边界。</w:t>
       </w:r>
     </w:p>
     <w:p>
@@ -709,6 +717,56 @@
                 <w:b/>
                 <w:sz w:val="18"/>
               </w:rPr>
+              <w:t>运行时接入自检</w:t>
+            </w:r>
+          </w:p>
+        </w:tc>
+        <w:tc>
+          <w:tcPr>
+            <w:tcW w:type="dxa" w:w="3360"/>
+          </w:tcPr>
+          <w:p>
+            <w:r/>
+            <w:r>
+              <w:rPr>
+                <w:rFonts w:ascii="Arial" w:hAnsi="Arial" w:eastAsia="Microsoft YaHei"/>
+                <w:b w:val="0"/>
+                <w:sz w:val="18"/>
+              </w:rPr>
+              <w:t>hostIntegrationSnapshot 模块/注册/调用证据</w:t>
+            </w:r>
+          </w:p>
+        </w:tc>
+        <w:tc>
+          <w:tcPr>
+            <w:tcW w:type="dxa" w:w="3360"/>
+          </w:tcPr>
+          <w:p>
+            <w:r/>
+            <w:r>
+              <w:rPr>
+                <w:rFonts w:ascii="Arial" w:hAnsi="Arial" w:eastAsia="Microsoft YaHei"/>
+                <w:b w:val="0"/>
+                <w:sz w:val="18"/>
+              </w:rPr>
+              <w:t>只存枚举、计数、时间戳；无流量不能被误判为静态接入失败</w:t>
+            </w:r>
+          </w:p>
+        </w:tc>
+      </w:tr>
+      <w:tr>
+        <w:tc>
+          <w:tcPr>
+            <w:tcW w:type="dxa" w:w="3360"/>
+          </w:tcPr>
+          <w:p>
+            <w:r/>
+            <w:r>
+              <w:rPr>
+                <w:rFonts w:ascii="Arial" w:hAnsi="Arial" w:eastAsia="Microsoft YaHei"/>
+                <w:b/>
+                <w:sz w:val="18"/>
+              </w:rPr>
               <w:t>构建期插桩</w:t>
             </w:r>
           </w:p>

--- a/docs/APM_框架对比报告.docx
+++ b/docs/APM_框架对比报告.docx
@@ -449,7 +449,7 @@
                 <w:b w:val="0"/>
                 <w:sz w:val="18"/>
               </w:rPr>
-              <w:t>绕过共享队列且不做网络；未知 priority 显式 unattributed</w:t>
+              <w:t>CRITICAL IPC 仅在同步存储接受后删除；失败保留重试且宿主 crash handler 始终委托</w:t>
             </w:r>
           </w:p>
         </w:tc>

--- a/docs/APM_框架对比报告.docx
+++ b/docs/APM_框架对比报告.docx
@@ -175,6 +175,14 @@
       </w:pPr>
       <w:r>
         <w:t>device-soak UID 功耗可从精确 current-checkin pwi 回退采集，但累计值必须严格增长；当前 Redmi 五分钟诊断仍为零，不能把零值写成通过；2026-07-25 的 24h 重试主动取消且无 JSON，长 profile 保留到预生产受控设备实验室执行。</w:t>
+      </w:r>
+    </w:p>
+    <w:p>
+      <w:pPr>
+        <w:pStyle w:val="ListBullet"/>
+      </w:pPr>
+      <w:r>
+        <w:t>device-soak schema v3 绑定 exact APK/source/matrix/budget/runner/lane/device provenance；三 lane/六工件 aggregate gate 检查完整性、OEM/设备/reset 多样性和单 APK/source 一致性，plan-only 校验不产生真机结论。</w:t>
       </w:r>
     </w:p>
     <w:p>
@@ -649,7 +657,7 @@
                 <w:b w:val="0"/>
                 <w:sz w:val="18"/>
               </w:rPr>
-              <w:t>三项 microbenchmark 与 Redmi 原预算 smoke 通过；24h/72h 门禁保留，延期到预生产受控设备实验室</w:t>
+              <w:t>三项 microbenchmark 与 Redmi 原预算 smoke 通过；三 lane/六工件矩阵及 provenance 门禁已固化，24h/72h 真机执行延期到预生产设备实验室</w:t>
             </w:r>
           </w:p>
         </w:tc>

--- a/docs/APM_框架对比报告.docx
+++ b/docs/APM_框架对比报告.docx
@@ -183,6 +183,14 @@
       </w:pPr>
       <w:r>
         <w:t>device-soak schema v3 绑定 exact APK/source/matrix/budget/runner/lane/device provenance；三 lane/六工件 aggregate gate 检查完整性、OEM/设备/reset 多样性和单 APK/source 一致性，plan-only 校验不产生真机结论。</w:t>
+      </w:r>
+    </w:p>
+    <w:p>
+      <w:pPr>
+        <w:pStyle w:val="ListBullet"/>
+      </w:pPr>
+      <w:r>
+        <w:t>四个 Gradle build root 以 SHA-256 verification metadata 固定外部构建依赖；发布候选同时覆盖 23 个根制品、apm-plugin 和插件 marker，并输出 manifest/SPDX SBOM。</w:t>
       </w:r>
     </w:p>
     <w:p>
@@ -1149,6 +1157,24 @@
           <w:rFonts w:ascii="Consolas" w:hAnsi="Consolas"/>
           <w:sz w:val="18"/>
         </w:rPr>
+        <w:t>python tools/verify_supply_chain_metadata.py</w:t>
+      </w:r>
+    </w:p>
+    <w:p>
+      <w:r>
+        <w:rPr>
+          <w:rFonts w:ascii="Consolas" w:hAnsi="Consolas"/>
+          <w:sz w:val="18"/>
+        </w:rPr>
+        <w:t>python tools/verify_release_candidate.py</w:t>
+      </w:r>
+    </w:p>
+    <w:p>
+      <w:r>
+        <w:rPr>
+          <w:rFonts w:ascii="Consolas" w:hAnsi="Consolas"/>
+          <w:sz w:val="18"/>
+        </w:rPr>
         <w:t>./gradlew assembleDebug</w:t>
       </w:r>
     </w:p>
@@ -1225,24 +1251,6 @@
       </w:r>
     </w:p>
     <w:p>
-      <w:r>
-        <w:rPr>
-          <w:rFonts w:ascii="Consolas" w:hAnsi="Consolas"/>
-          <w:sz w:val="18"/>
-        </w:rPr>
-        <w:t>./gradlew publishToMavenLocal</w:t>
-      </w:r>
-    </w:p>
-    <w:p>
-      <w:r>
-        <w:rPr>
-          <w:rFonts w:ascii="Consolas" w:hAnsi="Consolas"/>
-          <w:sz w:val="18"/>
-        </w:rPr>
-        <w:t>./gradlew -p smoke-tests/maven-consumer clean assembleDebug</w:t>
-      </w:r>
-    </w:p>
-    <w:p>
       <w:pPr>
         <w:pStyle w:val="Heading1"/>
       </w:pPr>
@@ -1280,6 +1288,14 @@
       </w:pPr>
       <w:r>
         <w:t>版本与公开面规则：docs/API_COMPATIBILITY.md；CI 只检查已提交 ABI，不自动覆盖基线。</w:t>
+      </w:r>
+    </w:p>
+    <w:p>
+      <w:pPr>
+        <w:pStyle w:val="ListBullet"/>
+      </w:pPr>
+      <w:r>
+        <w:t>发布、签名、依赖 checksum、SBOM 与外部仓库边界：docs/RELEASE_PROCESS.md。</w:t>
       </w:r>
     </w:p>
     <w:p>

--- a/docs/APM_框架对比报告.docx
+++ b/docs/APM_框架对比报告.docx
@@ -665,7 +665,7 @@
                 <w:b w:val="0"/>
                 <w:sz w:val="18"/>
               </w:rPr>
-              <w:t>三项 microbenchmark 与 Redmi 原预算 smoke 通过；三 lane/六工件矩阵及 provenance 门禁已固化，24h/72h 真机执行延期到预生产设备实验室</w:t>
+              <w:t>历史三项 microbenchmark 与 Redmi 原预算 smoke 通过；现行五项 gate 新增 Dispatcher 常态/满队列准入且待真机执行，三 lane/六工件矩阵及 provenance 门禁已固化</w:t>
             </w:r>
           </w:p>
         </w:tc>

--- a/docs/APM_框架对比报告.docx
+++ b/docs/APM_框架对比报告.docx
@@ -883,6 +883,56 @@
                 <w:b/>
                 <w:sz w:val="18"/>
               </w:rPr>
+              <w:t>安全输入边界</w:t>
+            </w:r>
+          </w:p>
+        </w:tc>
+        <w:tc>
+          <w:tcPr>
+            <w:tcW w:type="dxa" w:w="3360"/>
+          </w:tcPr>
+          <w:p>
+            <w:r/>
+            <w:r>
+              <w:rPr>
+                <w:rFonts w:ascii="Arial" w:hAnsi="Arial" w:eastAsia="Microsoft YaHei"/>
+                <w:b w:val="0"/>
+                <w:sz w:val="18"/>
+              </w:rPr>
+              <w:t>Strict JSON/Ed25519、durable UTF-8、canonical ACK、PII fixed corpus</w:t>
+            </w:r>
+          </w:p>
+        </w:tc>
+        <w:tc>
+          <w:tcPr>
+            <w:tcW w:type="dxa" w:w="3360"/>
+          </w:tcPr>
+          <w:p>
+            <w:r/>
+            <w:r>
+              <w:rPr>
+                <w:rFonts w:ascii="Arial" w:hAnsi="Arial" w:eastAsia="Microsoft YaHei"/>
+                <w:b w:val="0"/>
+                <w:sz w:val="18"/>
+              </w:rPr>
+              <w:t>固定种子回归覆盖截断/位翻转/深层与重复 key/字段名变体；不冒充持续 fuzz 或渗透测试</w:t>
+            </w:r>
+          </w:p>
+        </w:tc>
+      </w:tr>
+      <w:tr>
+        <w:tc>
+          <w:tcPr>
+            <w:tcW w:type="dxa" w:w="3360"/>
+          </w:tcPr>
+          <w:p>
+            <w:r/>
+            <w:r>
+              <w:rPr>
+                <w:rFonts w:ascii="Arial" w:hAnsi="Arial" w:eastAsia="Microsoft YaHei"/>
+                <w:b/>
+                <w:sz w:val="18"/>
+              </w:rPr>
               <w:t>扩展</w:t>
             </w:r>
           </w:p>
